--- a/assets/downloads/simulation-32/situation-and-setting.docx
+++ b/assets/downloads/simulation-32/situation-and-setting.docx
@@ -43,37 +43,17 @@
       <w:pPr>
         <w:spacing w:line="480" w:lineRule="auto"/>
         <w:rPr>
-          <w:del w:id="194" w:author="Anna Seaman" w:date="2026-08-11T17:48:00Z" w16du:dateUtc="2026-08-11T22:48:00Z"/>
           <w:rFonts w:ascii="Times New Roman" w:hAnsi="Times New Roman" w:cs="Times New Roman"/>
           <w:color w:val="000000"/>
         </w:rPr>
       </w:pPr>
-      <w:ins w:id="195" w:author="Anna Seaman" w:date="2026-08-11T17:48:00Z">
-        <w:r>
-          <w:rPr>
-            <w:rFonts w:ascii="Aptos" w:hAnsi="Aptos" w:cs="Aptos" w:eastAsia="Aptos"/>
-            <w:color w:val="000000"/>
-          </w:rPr>
-          <w:t>This simulation will involve a one-on-one patient evaluation and initial treatment selection.</w:t>
-        </w:r>
-      </w:ins>
-      <w:del w:id="196" w:author="Anna Seaman" w:date="2026-08-11T17:48:00Z" w16du:dateUtc="2026-08-11T22:48:00Z">
-        <w:r>
-          <w:rPr>
-            <w:rFonts w:ascii="Times New Roman" w:hAnsi="Times New Roman" w:cs="Times New Roman"/>
-            <w:color w:val="000000"/>
-            <w:rPrChange w:id="197" w:author="Anna Seaman" w:date="2026-08-11T17:48:00Z" w16du:dateUtc="2026-08-11T22:48:00Z">
-              <w:rPr>
-                <w:rFonts w:ascii="Times New Roman" w:hAnsi="Times New Roman" w:cs="Times New Roman"/>
-                <w:b/>
-                <w:bCs/>
-                <w:color w:val="000000"/>
-              </w:rPr>
-            </w:rPrChange>
-          </w:rPr>
-          <w:delText>\qqPSM: Copy from the student ebook\</w:delText>
-        </w:r>
-      </w:del>
+      <w:r>
+        <w:rPr>
+          <w:rFonts w:ascii="Aptos" w:hAnsi="Aptos" w:cs="Aptos" w:eastAsia="Aptos"/>
+          <w:color w:val="000000"/>
+        </w:rPr>
+        <w:t>This simulation will involve a one-on-one patient evaluation and initial treatment selection.</w:t>
+      </w:r>
     </w:p>
     <w:p>
       <w:pPr>
@@ -95,37 +75,17 @@
       <w:pPr>
         <w:spacing w:line="480" w:lineRule="auto"/>
         <w:rPr>
-          <w:del w:id="201" w:author="Anna Seaman" w:date="2026-08-11T17:48:00Z" w16du:dateUtc="2026-08-11T22:48:00Z"/>
           <w:rFonts w:ascii="Times New Roman" w:hAnsi="Times New Roman" w:cs="Times New Roman"/>
           <w:color w:val="000000"/>
         </w:rPr>
       </w:pPr>
-      <w:ins w:id="202" w:author="Anna Seaman" w:date="2026-08-11T17:48:00Z">
-        <w:r>
-          <w:rPr>
-            <w:rFonts w:ascii="Aptos" w:hAnsi="Aptos" w:cs="Aptos" w:eastAsia="Aptos"/>
-            <w:color w:val="000000"/>
-          </w:rPr>
-          <w:t>Therapy clinic</w:t>
-        </w:r>
-      </w:ins>
-      <w:del w:id="203" w:author="Anna Seaman" w:date="2026-08-11T17:48:00Z" w16du:dateUtc="2026-08-11T22:48:00Z">
-        <w:r>
-          <w:rPr>
-            <w:rFonts w:ascii="Times New Roman" w:hAnsi="Times New Roman" w:cs="Times New Roman"/>
-            <w:color w:val="000000"/>
-            <w:rPrChange w:id="204" w:author="Anna Seaman" w:date="2026-08-11T17:48:00Z" w16du:dateUtc="2026-08-11T22:48:00Z">
-              <w:rPr>
-                <w:rFonts w:ascii="Times New Roman" w:hAnsi="Times New Roman" w:cs="Times New Roman"/>
-                <w:b/>
-                <w:bCs/>
-                <w:color w:val="000000"/>
-              </w:rPr>
-            </w:rPrChange>
-          </w:rPr>
-          <w:delText>\qqPSM: Copy from the student ebook\</w:delText>
-        </w:r>
-      </w:del>
+      <w:r>
+        <w:rPr>
+          <w:rFonts w:ascii="Aptos" w:hAnsi="Aptos" w:cs="Aptos" w:eastAsia="Aptos"/>
+          <w:color w:val="000000"/>
+        </w:rPr>
+        <w:t>Therapy clinic</w:t>
+      </w:r>
     </w:p>
     <w:sectPr>
       <w:footerReference w:type="default" r:id="rId10"/>
